--- a/Chaucer_SIF_v3.docx
+++ b/Chaucer_SIF_v3.docx
@@ -10356,7 +10356,7 @@
           </w:tcPr>
           <w:p>
             <w:r>
-              <w:t xml:space="preserve">The single line between the public internet and Chaucer, crossed only at the edge. Public exposure is an exception and not a default, and is approved separately with a recorded residual risk.</w:t>
+              <w:t xml:space="preserve">The line between the public internet and the estate. It is crossed only at the edge, and public exposure is an exception approved separately rather than a default.</w:t>
             </w:r>
           </w:p>
         </w:tc>
@@ -10394,7 +10394,7 @@
           </w:tcPr>
           <w:p>
             <w:r>
-              <w:t xml:space="preserve">The internet-facing ingress in the online subscription. Where an integration must be reachable from outside, it is fronted here by a managed edge service that provides the required edge protections. The product is not fixed. Appropriate options are Azure Front Door or Application Gateway, chosen with security and network stakeholders, and the integration stays privately connected behind it.</w:t>
+              <w:t xml:space="preserve">The internet-facing ingress and the only point where the boundary is crossed. Anything reachable from outside is fronted here by a managed edge that applies the required protections and keeps everything behind it privately connected. The edge technology is chosen with security and network stakeholders.</w:t>
             </w:r>
           </w:p>
         </w:tc>
@@ -10416,7 +10416,7 @@
                 <w:b/>
                 <w:bCs/>
               </w:rPr>
-              <w:t xml:space="preserve">API Management</w:t>
+              <w:t xml:space="preserve">Governed gateway</w:t>
             </w:r>
           </w:p>
         </w:tc>
@@ -10432,7 +10432,7 @@
           </w:tcPr>
           <w:p>
             <w:r>
-              <w:t xml:space="preserve">The governed gateway in the shared subscription. It is internal and non-public, is never exposed to the internet directly, and mediates all API traffic.</w:t>
+              <w:t xml:space="preserve">The single, non-public control point for APIs. It authenticates callers, applies policy, throttling and versioning, and mediates all API traffic. It is internal and is never exposed to the internet directly.</w:t>
             </w:r>
           </w:p>
         </w:tc>
@@ -10470,7 +10470,7 @@
           </w:tcPr>
           <w:p>
             <w:r>
-              <w:t xml:space="preserve">The private integration runtime in the shared subscription, made up of Logic Apps, Functions, Service Bus, Event Grid and Event Hubs. It runs on the private network and is reached through the gateway or its own private endpoints.</w:t>
+              <w:t xml:space="preserve">The private runtime where integrations execute, providing messaging, eventing, orchestration and lightweight compute. It runs on the private network and is reached only through the gateway or private connectivity.</w:t>
             </w:r>
           </w:p>
         </w:tc>
@@ -10508,7 +10508,7 @@
           </w:tcPr>
           <w:p>
             <w:r>
-              <w:t xml:space="preserve">Systems of record are reached over Private Endpoints and the analytical data platform over Private Link, both on the private network and authenticated with managed identity, never on a public path.</w:t>
+              <w:t xml:space="preserve">Systems of record and the analytical data platform. Both are reached only over private connectivity and authenticated by identity, never on a public path. The data platform is reached across a governed boundary, not on the live operational path.</w:t>
             </w:r>
           </w:p>
         </w:tc>
@@ -10530,7 +10530,7 @@
                 <w:b/>
                 <w:bCs/>
               </w:rPr>
-              <w:t xml:space="preserve">Key Vault</w:t>
+              <w:t xml:space="preserve">Secrets and certificates</w:t>
             </w:r>
           </w:p>
         </w:tc>
@@ -10546,7 +10546,7 @@
           </w:tcPr>
           <w:p>
             <w:r>
-              <w:t xml:space="preserve">Secrets and certificates for the estate, in the cyber subscription. Applications reference them at run time rather than copying them, so no secret is held in configuration or code.</w:t>
+              <w:t xml:space="preserve">Held in a managed store and referenced by identity at run time, never copied into configuration or code.</w:t>
             </w:r>
           </w:p>
         </w:tc>

--- a/Chaucer_SIF_v3.docx
+++ b/Chaucer_SIF_v3.docx
@@ -11708,7 +11708,7 @@
         <w:spacing w:after="120" w:line="278" w:lineRule="auto"/>
       </w:pPr>
       <w:r>
-        <w:t>Event Hubs is used for high-throughput streaming and telemetry. It is selected for continuous, high-volume feeds, and is not a general business-messaging channel. An existing Event Hub pattern is also used by Security to stream logs to CrowdStrike, as noted in Section 12.6.</w:t>
+        <w:t>Event Hubs is used for high-throughput streaming and telemetry. It is selected for continuous, high-volume feeds, and is not a general business-messaging channel. An existing Event Hub pattern is also used by Security to stream logs to CrowdStrike, as noted in Section 12.3.</w:t>
       </w:r>
     </w:p>
     <w:p>
@@ -32178,7 +32178,7 @@
         <w:spacing w:after="120" w:line="278" w:lineRule="auto"/>
       </w:pPr>
       <w:r>
-        <w:t xml:space="preserve">Three things sit outside this section and are owned elsewhere. The target value for an individual integration belongs to the design and its owner. The security controls are specified in Section 12 and governed in Section 14, and are not repeated here. The observability tooling is defined in Section 12.6. Where this section shows numbers, they are illustrative defaults for Chaucer to ratify, not absolutes asserted by the framework.</w:t>
+        <w:t xml:space="preserve">Three things sit outside this section and are owned elsewhere. The target value for an individual integration belongs to the design and its owner. The security controls are specified in Section 12 and governed in Section 14, and are not repeated here. The observability tooling is defined in Section 12.3. Where this section shows numbers, they are illustrative defaults for Chaucer to ratify, not absolutes asserted by the framework.</w:t>
       </w:r>
     </w:p>
     <w:p>
@@ -32501,7 +32501,7 @@
               <w:rPr>
                 <w:sz w:val="16"/>
               </w:rPr>
-              <w:t xml:space="preserve">Correlation, metrics, logs and traces sufficient to operate and prove the integration. Defined in Section 12.6.</w:t>
+              <w:t xml:space="preserve">Correlation, metrics, logs and traces sufficient to operate and prove the integration. Defined in Section 12.3.</w:t>
             </w:r>
           </w:p>
         </w:tc>
@@ -34649,7 +34649,7 @@
         <w:spacing w:after="120" w:line="278" w:lineRule="auto"/>
       </w:pPr>
       <w:r>
-        <w:t xml:space="preserve">Security and operational excellence are not bolted on at the end of an integration. They are inherited from the framework, so every integration starts from the same private, observable and governed baseline. This section sets out that baseline. It states the security posture and the operational practices an integration takes on by default, and the outcomes the framework requires. The mandatory rules and how they are enforced sit in Section 13, Guardrails and Governance, and the route for anything that cannot meet them sits in Section 14, the exception process. Throughout, security drives the design, and the framework states the outcome to be met rather than fixing a product, so the protection technology can be chosen to meet it.</w:t>
+        <w:t xml:space="preserve">This section sets out the security and operational baseline every integration inherits by default. It states the outcomes the framework requires, while the mandatory rules and their enforcement sit in Sections 13 and 14.</w:t>
       </w:r>
     </w:p>
     <w:p>
@@ -34673,234 +34673,346 @@
         <w:spacing w:after="120" w:line="278" w:lineRule="auto"/>
       </w:pPr>
       <w:r>
-        <w:t xml:space="preserve">A small set of principles shapes every pattern in the catalogue. They carry the direction already set in the enterprise architecture principles and the Cloud Engineering Standards into integration, so any reader can sense-check a design quickly, and they add no rule those standards do not already set.</w:t>
-      </w:r>
-    </w:p>
-    <w:p>
-      <w:pPr>
-        <w:spacing w:after="46" w:line="270" w:lineRule="auto"/>
-        <w:ind w:left="360"/>
-      </w:pPr>
-      <w:r>
-        <w:rPr>
-          <w:b/>
-          <w:bCs/>
-        </w:rPr>
-        <w:t xml:space="preserve">Private by default. </w:t>
-      </w:r>
-      <w:r>
-        <w:t xml:space="preserve">Integrations run on the private network over Private Endpoints. The internet boundary is crossed only at a controlled edge, and public exposure is an exception rather than a design choice.</w:t>
-      </w:r>
-    </w:p>
-    <w:p>
-      <w:pPr>
-        <w:spacing w:after="46" w:line="270" w:lineRule="auto"/>
-        <w:ind w:left="360"/>
-      </w:pPr>
-      <w:r>
-        <w:rPr>
-          <w:b/>
-          <w:bCs/>
-        </w:rPr>
-        <w:t xml:space="preserve">Least privilege and zero trust. </w:t>
-      </w:r>
-      <w:r>
-        <w:t xml:space="preserve">No component is trusted for where it sits. Identity, network and data controls apply on every hop, and each integration is granted only the access it needs.</w:t>
-      </w:r>
-    </w:p>
-    <w:p>
-      <w:pPr>
-        <w:spacing w:after="46" w:line="270" w:lineRule="auto"/>
-        <w:ind w:left="360"/>
-      </w:pPr>
-      <w:r>
-        <w:rPr>
-          <w:b/>
-          <w:bCs/>
-        </w:rPr>
-        <w:t xml:space="preserve">Outcomes before products. </w:t>
-      </w:r>
-      <w:r>
-        <w:t xml:space="preserve">The framework states the security outcome to be met. The gateway, edge or protection technology is then chosen to meet that outcome with security, network and business stakeholders, rather than assumed up front.</w:t>
-      </w:r>
-    </w:p>
-    <w:p>
-      <w:pPr>
-        <w:spacing w:after="46" w:line="270" w:lineRule="auto"/>
-        <w:ind w:left="360"/>
-      </w:pPr>
-      <w:r>
-        <w:rPr>
-          <w:b/>
-          <w:bCs/>
-        </w:rPr>
-        <w:t xml:space="preserve">Designed in and evidenced. </w:t>
-      </w:r>
-      <w:r>
-        <w:t xml:space="preserve">Every design brings its security posture to the Technical Design Authority, and anything that cannot meet the baseline goes through the exception process with named approval and a recorded residual risk.</w:t>
-      </w:r>
-    </w:p>
-    <w:p>
-      <w:pPr>
-        <w:pStyle w:val="Heading2"/>
-      </w:pPr>
-      <w:bookmarkStart w:id="29" w:name="_Toc239329620"/>
-      <w:bookmarkEnd w:id="29"/>
-      <w:r>
-        <w:t xml:space="preserve">12.2 Connectivity, Identity and Secrets</w:t>
-      </w:r>
-    </w:p>
-    <w:p>
-      <w:pPr>
-        <w:spacing w:after="46" w:line="270" w:lineRule="auto"/>
-        <w:ind w:left="360"/>
-      </w:pPr>
-      <w:r>
-        <w:rPr>
-          <w:b/>
-          <w:bCs/>
-        </w:rPr>
-        <w:t>Private by default.</w:t>
-      </w:r>
-      <w:r>
-        <w:t xml:space="preserve"> Components communicate over Private Endpoints on the private network, not the public internet.</w:t>
-      </w:r>
-    </w:p>
-    <w:p>
-      <w:pPr>
-        <w:spacing w:after="46" w:line="270" w:lineRule="auto"/>
-        <w:ind w:left="360"/>
-      </w:pPr>
-      <w:r>
-        <w:rPr>
-          <w:b/>
-          <w:bCs/>
-        </w:rPr>
-        <w:t>Managed identity for service-to-service auth</w:t>
-      </w:r>
-      <w:r>
-        <w:t>. Where a token is required, OAuth 2.0 client credentials or authorisation code flows are used.</w:t>
-      </w:r>
-    </w:p>
-    <w:p>
-      <w:pPr>
-        <w:spacing w:after="46" w:line="270" w:lineRule="auto"/>
-        <w:ind w:left="360"/>
-      </w:pPr>
-      <w:r>
-        <w:rPr>
-          <w:b/>
-          <w:bCs/>
-        </w:rPr>
-        <w:t>Centralised secrets.</w:t>
-      </w:r>
-      <w:r>
-        <w:t xml:space="preserve"> Secrets and certificates are held in Key Vault and referenced, never copied into configuration.</w:t>
-      </w:r>
-    </w:p>
-    <w:p>
-      <w:pPr>
-        <w:spacing w:after="46" w:line="270" w:lineRule="auto"/>
-        <w:ind w:left="360"/>
-      </w:pPr>
-      <w:r>
-        <w:rPr>
-          <w:b/>
-          <w:bCs/>
-          <w:color w:val="auto"/>
-        </w:rPr>
-        <w:t>Static secrets and certificates</w:t>
-      </w:r>
-      <w:r>
-        <w:rPr>
-          <w:color w:val="auto"/>
-        </w:rPr>
-        <w:t xml:space="preserve"> </w:t>
-      </w:r>
-      <w:r>
-        <w:t>(which cannot use managed identity) are managed centrally through a privileged access solution such as CyberArk. As an interim model, CyberArk manages rotation and policy while applications retrieve values through Key Vault, preserving low-latency access.</w:t>
-      </w:r>
-    </w:p>
-    <w:p>
-      <w:pPr>
-        <w:spacing w:after="46" w:line="270" w:lineRule="auto"/>
-        <w:ind w:left="360"/>
-      </w:pPr>
-      <w:r>
-        <w:rPr>
-          <w:b/>
-          <w:bCs/>
-        </w:rPr>
-        <w:t xml:space="preserve">External parties and tokens. </w:t>
-      </w:r>
-      <w:r>
-        <w:t xml:space="preserve">External parties authenticate through Entra application registrations with modern authentication and short-lived tokens. Long-lived shared access signatures and static keys are discouraged, and where a partner cannot avoid one it is recorded on the risk register with a named owner and a rotation schedule.</w:t>
-      </w:r>
-    </w:p>
-    <w:p>
-      <w:pPr>
-        <w:pStyle w:val="Heading2"/>
-      </w:pPr>
-      <w:r>
-        <w:t xml:space="preserve">12.3 Network Isolation and Access Control</w:t>
-      </w:r>
-    </w:p>
-    <w:p>
-      <w:pPr>
-        <w:spacing w:after="120" w:line="278" w:lineRule="auto"/>
-      </w:pPr>
-      <w:r>
-        <w:t xml:space="preserve">Connectivity is private, and the network also limits what a private component can reach and do.</w:t>
-      </w:r>
-    </w:p>
-    <w:p>
-      <w:pPr>
-        <w:spacing w:after="46" w:line="270" w:lineRule="auto"/>
-        <w:ind w:left="360"/>
-      </w:pPr>
-      <w:r>
-        <w:rPr>
-          <w:b/>
-          <w:bCs/>
-        </w:rPr>
-        <w:t xml:space="preserve">Segmented east to west. </w:t>
-      </w:r>
-      <w:r>
-        <w:t xml:space="preserve">Private Endpoints, network security groups and the firewalling of the estate keep a component reachable only by the services that genuinely need it, in line with the zero-trust direction of the environment.</w:t>
-      </w:r>
-    </w:p>
-    <w:p>
-      <w:pPr>
-        <w:spacing w:after="46" w:line="270" w:lineRule="auto"/>
-        <w:ind w:left="360"/>
-      </w:pPr>
-      <w:r>
-        <w:rPr>
-          <w:b/>
-          <w:bCs/>
-        </w:rPr>
-        <w:t xml:space="preserve">Least-privilege access, reviewed. </w:t>
-      </w:r>
-      <w:r>
-        <w:t xml:space="preserve">The role-based access a component needs, for a Logic App or a Service Bus namespace, is specified in the design, higher-risk permissions are peer-reviewed service by service, and cloud operations enforce access through privileged identity management.</w:t>
-      </w:r>
-    </w:p>
-    <w:p>
-      <w:pPr>
-        <w:spacing w:after="46" w:line="270" w:lineRule="auto"/>
-        <w:ind w:left="360"/>
-      </w:pPr>
-      <w:r>
-        <w:rPr>
-          <w:b/>
-          <w:bCs/>
-        </w:rPr>
-        <w:t xml:space="preserve">Reuse approved access. </w:t>
-      </w:r>
-      <w:r>
-        <w:t xml:space="preserve">Where a later integration repeats an approved design with the same front-end and back-end shape, its permission set and its earlier Technical Design Authority approval are reused as a recognised pattern rather than reassessed from scratch.</w:t>
-      </w:r>
-    </w:p>
+        <w:t xml:space="preserve">Security is at the core of the framework, and the framework does not invent principles of its own. It follows the enterprise and cloud security principles Chaucer already holds, inherits them in full, and applies them to integration without reinventing anything. The table summarises how those inherited principles shape every integration across identity, connectivity, network, secrets and public exposure.</w:t>
+      </w:r>
+    </w:p>
+    <w:tbl>
+      <w:tblPr>
+        <w:tblW w:w="9360" w:type="dxa"/>
+        <w:tblBorders>
+          <w:top w:val="single" w:sz="4" w:space="0" w:color="auto"/>
+          <w:left w:val="single" w:sz="4" w:space="0" w:color="auto"/>
+          <w:bottom w:val="single" w:sz="4" w:space="0" w:color="auto"/>
+          <w:right w:val="single" w:sz="4" w:space="0" w:color="auto"/>
+          <w:insideH w:val="single" w:sz="4" w:space="0" w:color="auto"/>
+          <w:insideV w:val="single" w:sz="4" w:space="0" w:color="auto"/>
+        </w:tblBorders>
+        <w:tblCellMar>
+          <w:left w:w="10" w:type="dxa"/>
+          <w:right w:w="10" w:type="dxa"/>
+        </w:tblCellMar>
+        <w:tblLook w:val="04A0" w:firstRow="1" w:lastRow="0" w:firstColumn="1" w:lastColumn="0" w:noHBand="0" w:noVBand="1"/>
+      </w:tblPr>
+      <w:tblGrid>
+        <w:gridCol w:w="2600"/>
+        <w:gridCol w:w="7270"/>
+      </w:tblGrid>
+      <w:tr>
+        <w:trPr>
+          <w:tblHeader/>
+        </w:trPr>
+        <w:tc>
+          <w:tcPr>
+            <w:tcW w:w="2600" w:type="dxa"/>
+            <w:shd w:val="clear" w:color="auto" w:fill="1F3864"/>
+            <w:tcMar>
+              <w:top w:w="100" w:type="dxa"/>
+              <w:left w:w="120" w:type="dxa"/>
+              <w:bottom w:w="100" w:type="dxa"/>
+              <w:right w:w="120" w:type="dxa"/>
+            </w:tcMar>
+          </w:tcPr>
+          <w:p>
+            <w:r>
+              <w:rPr>
+                <w:b/>
+                <w:bCs/>
+                <w:color w:val="FFFFFF"/>
+              </w:rPr>
+              <w:t xml:space="preserve">Security area</w:t>
+            </w:r>
+          </w:p>
+        </w:tc>
+        <w:tc>
+          <w:tcPr>
+            <w:tcW w:w="7270" w:type="dxa"/>
+            <w:shd w:val="clear" w:color="auto" w:fill="1F3864"/>
+            <w:tcMar>
+              <w:top w:w="100" w:type="dxa"/>
+              <w:left w:w="120" w:type="dxa"/>
+              <w:bottom w:w="100" w:type="dxa"/>
+              <w:right w:w="120" w:type="dxa"/>
+            </w:tcMar>
+          </w:tcPr>
+          <w:p>
+            <w:r>
+              <w:rPr>
+                <w:b/>
+                <w:bCs/>
+                <w:color w:val="FFFFFF"/>
+              </w:rPr>
+              <w:t xml:space="preserve">What the framework requires</w:t>
+            </w:r>
+          </w:p>
+        </w:tc>
+      </w:tr>
+      <w:tr>
+        <w:tc>
+          <w:tcPr>
+            <w:tcW w:w="2600" w:type="dxa"/>
+            <w:tcMar>
+              <w:top w:w="100" w:type="dxa"/>
+              <w:left w:w="120" w:type="dxa"/>
+              <w:bottom w:w="100" w:type="dxa"/>
+              <w:right w:w="120" w:type="dxa"/>
+            </w:tcMar>
+          </w:tcPr>
+          <w:p>
+            <w:r>
+              <w:rPr>
+                <w:b/>
+                <w:bCs/>
+              </w:rPr>
+              <w:t xml:space="preserve">Guiding principles</w:t>
+            </w:r>
+          </w:p>
+        </w:tc>
+        <w:tc>
+          <w:tcPr>
+            <w:tcW w:w="7270" w:type="dxa"/>
+            <w:tcMar>
+              <w:top w:w="100" w:type="dxa"/>
+              <w:left w:w="120" w:type="dxa"/>
+              <w:bottom w:w="100" w:type="dxa"/>
+              <w:right w:w="120" w:type="dxa"/>
+            </w:tcMar>
+          </w:tcPr>
+          <w:p>
+            <w:r>
+              <w:t xml:space="preserve">Private by default and least privilege, with zero trust across identity, network and data. The framework states the security outcome and the protection technology is chosen to meet it. Every design is secure by design and evidenced at the Technical Design Authority.</w:t>
+            </w:r>
+          </w:p>
+        </w:tc>
+      </w:tr>
+      <w:tr>
+        <w:tc>
+          <w:tcPr>
+            <w:tcW w:w="2600" w:type="dxa"/>
+            <w:tcMar>
+              <w:top w:w="100" w:type="dxa"/>
+              <w:left w:w="120" w:type="dxa"/>
+              <w:bottom w:w="100" w:type="dxa"/>
+              <w:right w:w="120" w:type="dxa"/>
+            </w:tcMar>
+          </w:tcPr>
+          <w:p>
+            <w:r>
+              <w:rPr>
+                <w:b/>
+                <w:bCs/>
+              </w:rPr>
+              <w:t xml:space="preserve">Connectivity</w:t>
+            </w:r>
+          </w:p>
+        </w:tc>
+        <w:tc>
+          <w:tcPr>
+            <w:tcW w:w="7270" w:type="dxa"/>
+            <w:tcMar>
+              <w:top w:w="100" w:type="dxa"/>
+              <w:left w:w="120" w:type="dxa"/>
+              <w:bottom w:w="100" w:type="dxa"/>
+              <w:right w:w="120" w:type="dxa"/>
+            </w:tcMar>
+          </w:tcPr>
+          <w:p>
+            <w:r>
+              <w:t xml:space="preserve">Integrations run on the private network over Private Endpoints, and the internet boundary is crossed only at a controlled edge.</w:t>
+            </w:r>
+          </w:p>
+        </w:tc>
+      </w:tr>
+      <w:tr>
+        <w:tc>
+          <w:tcPr>
+            <w:tcW w:w="2600" w:type="dxa"/>
+            <w:tcMar>
+              <w:top w:w="100" w:type="dxa"/>
+              <w:left w:w="120" w:type="dxa"/>
+              <w:bottom w:w="100" w:type="dxa"/>
+              <w:right w:w="120" w:type="dxa"/>
+            </w:tcMar>
+          </w:tcPr>
+          <w:p>
+            <w:r>
+              <w:rPr>
+                <w:b/>
+                <w:bCs/>
+              </w:rPr>
+              <w:t xml:space="preserve">Identity</w:t>
+            </w:r>
+          </w:p>
+        </w:tc>
+        <w:tc>
+          <w:tcPr>
+            <w:tcW w:w="7270" w:type="dxa"/>
+            <w:tcMar>
+              <w:top w:w="100" w:type="dxa"/>
+              <w:left w:w="120" w:type="dxa"/>
+              <w:bottom w:w="100" w:type="dxa"/>
+              <w:right w:w="120" w:type="dxa"/>
+            </w:tcMar>
+          </w:tcPr>
+          <w:p>
+            <w:r>
+              <w:t xml:space="preserve">Managed identity for service-to-service calls, so no credential is stored, and OAuth 2.0 tokens where a token is needed. External parties authenticate through Entra application registrations with short-lived tokens.</w:t>
+            </w:r>
+          </w:p>
+        </w:tc>
+      </w:tr>
+      <w:tr>
+        <w:tc>
+          <w:tcPr>
+            <w:tcW w:w="2600" w:type="dxa"/>
+            <w:tcMar>
+              <w:top w:w="100" w:type="dxa"/>
+              <w:left w:w="120" w:type="dxa"/>
+              <w:bottom w:w="100" w:type="dxa"/>
+              <w:right w:w="120" w:type="dxa"/>
+            </w:tcMar>
+          </w:tcPr>
+          <w:p>
+            <w:r>
+              <w:rPr>
+                <w:b/>
+                <w:bCs/>
+              </w:rPr>
+              <w:t xml:space="preserve">Secrets and certificates</w:t>
+            </w:r>
+          </w:p>
+        </w:tc>
+        <w:tc>
+          <w:tcPr>
+            <w:tcW w:w="7270" w:type="dxa"/>
+            <w:tcMar>
+              <w:top w:w="100" w:type="dxa"/>
+              <w:left w:w="120" w:type="dxa"/>
+              <w:bottom w:w="100" w:type="dxa"/>
+              <w:right w:w="120" w:type="dxa"/>
+            </w:tcMar>
+          </w:tcPr>
+          <w:p>
+            <w:r>
+              <w:t xml:space="preserve">Held in a managed store such as Key Vault and referenced at run time, never copied into configuration or code. Rotation and policy are handled through privileged access management. Long-lived shared access signatures are discouraged and recorded on the risk register where unavoidable.</w:t>
+            </w:r>
+          </w:p>
+        </w:tc>
+      </w:tr>
+      <w:tr>
+        <w:tc>
+          <w:tcPr>
+            <w:tcW w:w="2600" w:type="dxa"/>
+            <w:tcMar>
+              <w:top w:w="100" w:type="dxa"/>
+              <w:left w:w="120" w:type="dxa"/>
+              <w:bottom w:w="100" w:type="dxa"/>
+              <w:right w:w="120" w:type="dxa"/>
+            </w:tcMar>
+          </w:tcPr>
+          <w:p>
+            <w:r>
+              <w:rPr>
+                <w:b/>
+                <w:bCs/>
+              </w:rPr>
+              <w:t xml:space="preserve">Network isolation</w:t>
+            </w:r>
+          </w:p>
+        </w:tc>
+        <w:tc>
+          <w:tcPr>
+            <w:tcW w:w="7270" w:type="dxa"/>
+            <w:tcMar>
+              <w:top w:w="100" w:type="dxa"/>
+              <w:left w:w="120" w:type="dxa"/>
+              <w:bottom w:w="100" w:type="dxa"/>
+              <w:right w:w="120" w:type="dxa"/>
+            </w:tcMar>
+          </w:tcPr>
+          <w:p>
+            <w:r>
+              <w:t xml:space="preserve">Traffic is segmented east to west with network security groups and private connectivity, in line with the zero-trust direction, so a component is reachable only by the services that genuinely need it.</w:t>
+            </w:r>
+          </w:p>
+        </w:tc>
+      </w:tr>
+      <w:tr>
+        <w:tc>
+          <w:tcPr>
+            <w:tcW w:w="2600" w:type="dxa"/>
+            <w:tcMar>
+              <w:top w:w="100" w:type="dxa"/>
+              <w:left w:w="120" w:type="dxa"/>
+              <w:bottom w:w="100" w:type="dxa"/>
+              <w:right w:w="120" w:type="dxa"/>
+            </w:tcMar>
+          </w:tcPr>
+          <w:p>
+            <w:r>
+              <w:rPr>
+                <w:b/>
+                <w:bCs/>
+              </w:rPr>
+              <w:t xml:space="preserve">Access control</w:t>
+            </w:r>
+          </w:p>
+        </w:tc>
+        <w:tc>
+          <w:tcPr>
+            <w:tcW w:w="7270" w:type="dxa"/>
+            <w:tcMar>
+              <w:top w:w="100" w:type="dxa"/>
+              <w:left w:w="120" w:type="dxa"/>
+              <w:bottom w:w="100" w:type="dxa"/>
+              <w:right w:w="120" w:type="dxa"/>
+            </w:tcMar>
+          </w:tcPr>
+          <w:p>
+            <w:r>
+              <w:t xml:space="preserve">Least-privilege role-based access, with higher-risk permissions peer-reviewed and enforced through privileged identity management. An approved permission set is reused as a recognised pattern rather than reassessed from scratch.</w:t>
+            </w:r>
+          </w:p>
+        </w:tc>
+      </w:tr>
+      <w:tr>
+        <w:tc>
+          <w:tcPr>
+            <w:tcW w:w="2600" w:type="dxa"/>
+            <w:tcMar>
+              <w:top w:w="100" w:type="dxa"/>
+              <w:left w:w="120" w:type="dxa"/>
+              <w:bottom w:w="100" w:type="dxa"/>
+              <w:right w:w="120" w:type="dxa"/>
+            </w:tcMar>
+          </w:tcPr>
+          <w:p>
+            <w:r>
+              <w:rPr>
+                <w:b/>
+                <w:bCs/>
+              </w:rPr>
+              <w:t xml:space="preserve">Public exposure and edge</w:t>
+            </w:r>
+          </w:p>
+        </w:tc>
+        <w:tc>
+          <w:tcPr>
+            <w:tcW w:w="7270" w:type="dxa"/>
+            <w:tcMar>
+              <w:top w:w="100" w:type="dxa"/>
+              <w:left w:w="120" w:type="dxa"/>
+              <w:bottom w:w="100" w:type="dxa"/>
+              <w:right w:w="120" w:type="dxa"/>
+            </w:tcMar>
+          </w:tcPr>
+          <w:p>
+            <w:r>
+              <w:t xml:space="preserve">Public exposure is an exception, not a default. Private Endpoints and Private Link are preferred, and a firewall in front does not make a public endpoint acceptable. Any exposure needs a business need, security approval and escalation to the risk register, and the edge technology is chosen for the required outcome.</w:t>
+            </w:r>
+          </w:p>
+        </w:tc>
+      </w:tr>
+    </w:tbl>
     <w:p>
       <w:pPr>
         <w:pStyle w:val="Heading2"/>
@@ -34908,7 +35020,7 @@
       <w:bookmarkStart w:id="31" w:name="_Toc239329622"/>
       <w:bookmarkEnd w:id="31"/>
       <w:r>
-        <w:t xml:space="preserve">12.4 Data Protection and Classification</w:t>
+        <w:t xml:space="preserve">12.2 Data Protection and Classification</w:t>
       </w:r>
     </w:p>
     <w:p>
@@ -35578,57 +35690,9 @@
       <w:pPr>
         <w:pStyle w:val="Heading2"/>
       </w:pPr>
-      <w:r>
-        <w:t xml:space="preserve">12.5 Public Exposure and Edge Protection</w:t>
-      </w:r>
-    </w:p>
-    <w:p>
-      <w:pPr>
-        <w:spacing w:after="120" w:line="278" w:lineRule="auto"/>
-      </w:pPr>
-      <w:r>
-        <w:t xml:space="preserve">The internet boundary is the framework's most sensitive line, so public exposure is handled with the most care.</w:t>
-      </w:r>
-    </w:p>
-    <w:p>
-      <w:pPr>
-        <w:spacing w:after="46" w:line="270" w:lineRule="auto"/>
-        <w:ind w:left="360"/>
-      </w:pPr>
-      <w:r>
-        <w:rPr>
-          <w:b/>
-          <w:bCs/>
-        </w:rPr>
-        <w:t xml:space="preserve">Public exposure is an exception. </w:t>
-      </w:r>
-      <w:r>
-        <w:t xml:space="preserve">Private Endpoints and Private Link are the preferred position. A public endpoint stays publicly reachable even with a firewall in front, so protection alone does not make it acceptable. Any public exposure needs a genuine business need, defined prerequisites, security approval, and escalation to the risk register and senior leadership where the wider security posture is affected.</w:t>
-      </w:r>
-    </w:p>
-    <w:p>
-      <w:pPr>
-        <w:spacing w:after="46" w:line="270" w:lineRule="auto"/>
-        <w:ind w:left="360"/>
-      </w:pPr>
-      <w:r>
-        <w:rPr>
-          <w:b/>
-          <w:bCs/>
-        </w:rPr>
-        <w:t xml:space="preserve">The edge is chosen for the outcome. </w:t>
-      </w:r>
-      <w:r>
-        <w:t xml:space="preserve">Where an integration must be reachable from outside, the design states the security outcomes the edge must meet and selects the protection accordingly, whether an Azure-native service or an enterprise-grade managed edge that keeps the integration privately connected behind it. Cost, denial-of-service protection, logging and residual risk are quantified so the appropriate business and security stakeholders can decide.</w:t>
-      </w:r>
-    </w:p>
-    <w:p>
-      <w:pPr>
-        <w:pStyle w:val="Heading2"/>
-      </w:pPr>
       <w:bookmarkEnd w:id="32"/>
       <w:r>
-        <w:t xml:space="preserve">12.6 Observability and Monitoring</w:t>
+        <w:t xml:space="preserve">12.3 Observability and Monitoring</w:t>
       </w:r>
     </w:p>
     <w:p>
@@ -35670,7 +35734,7 @@
       <w:bookmarkStart w:id="33" w:name="_Toc239329624"/>
       <w:bookmarkEnd w:id="33"/>
       <w:r>
-        <w:t xml:space="preserve">12.6.1 Azure Resource Observability Matrix</w:t>
+        <w:t xml:space="preserve">12.3.1 Azure Resource Observability Matrix</w:t>
       </w:r>
     </w:p>
     <w:tbl>
@@ -36462,7 +36526,7 @@
         <w:pStyle w:val="Heading2"/>
       </w:pPr>
       <w:r>
-        <w:t xml:space="preserve">12.7 Operational Excellence</w:t>
+        <w:t xml:space="preserve">12.4 Operational Excellence</w:t>
       </w:r>
     </w:p>
     <w:p>
@@ -36526,7 +36590,7 @@
         <w:pStyle w:val="Heading2"/>
       </w:pPr>
       <w:r>
-        <w:t xml:space="preserve">12.8 Delivery Pipeline</w:t>
+        <w:t xml:space="preserve">12.5 Delivery Pipeline</w:t>
       </w:r>
     </w:p>
     <w:p>

--- a/Chaucer_SIF_v3.docx
+++ b/Chaucer_SIF_v3.docx
@@ -36601,134 +36601,381 @@
         <w:t xml:space="preserve">Every integration is delivered through a single pipeline, and the pipeline is where quality, security and controlled promotion are enforced. This applies the automation and DevSecOps direction inherited from the Cloud Engineering Standards to integration delivery, and sets out the agreed practice every integration follows so that nothing reaches an environment by hand.</w:t>
       </w:r>
     </w:p>
-    <w:p>
-      <w:pPr>
-        <w:spacing w:after="46" w:line="270" w:lineRule="auto"/>
-        <w:ind w:left="360"/>
-      </w:pPr>
-      <w:r>
-        <w:rPr>
-          <w:b/>
-          <w:bCs/>
-        </w:rPr>
-        <w:t xml:space="preserve">Pipeline foundation. </w:t>
-      </w:r>
-      <w:r>
-        <w:t xml:space="preserve">Source code and infrastructure-as-code live in the Chaucer repository under the DevSecOps project, and every change is built and deployed through the pipeline. The pipeline is the only route to an environment.</w:t>
-      </w:r>
-    </w:p>
-    <w:p>
-      <w:pPr>
-        <w:spacing w:after="46" w:line="270" w:lineRule="auto"/>
-        <w:ind w:left="360"/>
-      </w:pPr>
-      <w:r>
-        <w:rPr>
-          <w:b/>
-          <w:bCs/>
-        </w:rPr>
-        <w:t xml:space="preserve">Pull-request validation. </w:t>
-      </w:r>
-      <w:r>
-        <w:t xml:space="preserve">Every change enters through a pull request. The pipeline builds it, lints it, runs its automated tests and its security scans, and the change cannot merge until those checks pass and a peer has approved the request.</w:t>
-      </w:r>
-    </w:p>
-    <w:p>
-      <w:pPr>
-        <w:spacing w:after="46" w:line="270" w:lineRule="auto"/>
-        <w:ind w:left="360"/>
-      </w:pPr>
-      <w:r>
-        <w:rPr>
-          <w:b/>
-          <w:bCs/>
-        </w:rPr>
-        <w:t xml:space="preserve">Immutable artefacts. </w:t>
-      </w:r>
-      <w:r>
-        <w:t xml:space="preserve">A versioned artefact is built once and promoted unchanged through every environment. Nothing is rebuilt per environment, so what runs in production is exactly what was tested.</w:t>
-      </w:r>
-    </w:p>
-    <w:p>
-      <w:pPr>
-        <w:spacing w:after="46" w:line="270" w:lineRule="auto"/>
-        <w:ind w:left="360"/>
-      </w:pPr>
-      <w:r>
-        <w:rPr>
-          <w:b/>
-          <w:bCs/>
-        </w:rPr>
-        <w:t xml:space="preserve">Deploy to development first. </w:t>
-      </w:r>
-      <w:r>
-        <w:t xml:space="preserve">A merged change deploys automatically to development, where it runs against real dependencies. Development is where integration behaviour is proven before anything is promoted.</w:t>
-      </w:r>
-    </w:p>
-    <w:p>
-      <w:pPr>
-        <w:spacing w:after="46" w:line="270" w:lineRule="auto"/>
-        <w:ind w:left="360"/>
-      </w:pPr>
-      <w:r>
-        <w:rPr>
-          <w:b/>
-          <w:bCs/>
-        </w:rPr>
-        <w:t xml:space="preserve">Integration and automation testing. </w:t>
-      </w:r>
-      <w:r>
-        <w:t xml:space="preserve">Automated unit, integration and end-to-end tests run in the pipeline, including the contract and schema checks an integration depends on, and a change does not progress unless they pass.</w:t>
-      </w:r>
-    </w:p>
-    <w:p>
-      <w:pPr>
-        <w:spacing w:after="46" w:line="270" w:lineRule="auto"/>
-        <w:ind w:left="360"/>
-      </w:pPr>
-      <w:r>
-        <w:rPr>
-          <w:b/>
-          <w:bCs/>
-        </w:rPr>
-        <w:t xml:space="preserve">Environment validation checks. </w:t>
-      </w:r>
-      <w:r>
-        <w:t xml:space="preserve">Before and after a deployment, the pipeline validates configuration, connectivity, identity and secrets, and health, so an environment is proven ready rather than assumed.</w:t>
-      </w:r>
-    </w:p>
-    <w:p>
-      <w:pPr>
-        <w:spacing w:after="46" w:line="270" w:lineRule="auto"/>
-        <w:ind w:left="360"/>
-      </w:pPr>
-      <w:r>
-        <w:rPr>
-          <w:b/>
-          <w:bCs/>
-        </w:rPr>
-        <w:t xml:space="preserve">Security testing. </w:t>
-      </w:r>
-      <w:r>
-        <w:t xml:space="preserve">Static analysis through SonarQube checks code quality and known weaknesses, and artefact and dependency scanning through JFrog checks the build and its libraries. Findings gate promotion, in line with the security testing the Cloud Engineering Standards require.</w:t>
-      </w:r>
-    </w:p>
-    <w:p>
-      <w:pPr>
-        <w:spacing w:after="46" w:line="270" w:lineRule="auto"/>
-        <w:ind w:left="360"/>
-      </w:pPr>
-      <w:r>
-        <w:rPr>
-          <w:b/>
-          <w:bCs/>
-        </w:rPr>
-        <w:t xml:space="preserve">Controlled promotion. </w:t>
-      </w:r>
-      <w:r>
-        <w:t xml:space="preserve">Promotion from development to test and on to production is gated and approved. A higher environment accepts only an artefact whose checks have passed and whose sign-off is recorded, and production promotion follows change control.</w:t>
-      </w:r>
-    </w:p>
+    <w:tbl>
+      <w:tblPr>
+        <w:tblW w:w="9360" w:type="dxa"/>
+        <w:tblBorders>
+          <w:top w:val="single" w:sz="4" w:space="0" w:color="auto"/>
+          <w:left w:val="single" w:sz="4" w:space="0" w:color="auto"/>
+          <w:bottom w:val="single" w:sz="4" w:space="0" w:color="auto"/>
+          <w:right w:val="single" w:sz="4" w:space="0" w:color="auto"/>
+          <w:insideH w:val="single" w:sz="4" w:space="0" w:color="auto"/>
+          <w:insideV w:val="single" w:sz="4" w:space="0" w:color="auto"/>
+        </w:tblBorders>
+        <w:tblCellMar>
+          <w:left w:w="10" w:type="dxa"/>
+          <w:right w:w="10" w:type="dxa"/>
+        </w:tblCellMar>
+        <w:tblLook w:val="04A0" w:firstRow="1" w:lastRow="0" w:firstColumn="1" w:lastColumn="0" w:noHBand="0" w:noVBand="1"/>
+      </w:tblPr>
+      <w:tblGrid>
+        <w:gridCol w:w="2600"/>
+        <w:gridCol w:w="7270"/>
+      </w:tblGrid>
+      <w:tr>
+        <w:trPr>
+          <w:tblHeader/>
+        </w:trPr>
+        <w:tc>
+          <w:tcPr>
+            <w:tcW w:w="2600" w:type="dxa"/>
+            <w:shd w:val="clear" w:color="auto" w:fill="1F3864"/>
+            <w:tcMar>
+              <w:top w:w="100" w:type="dxa"/>
+              <w:left w:w="120" w:type="dxa"/>
+              <w:bottom w:w="100" w:type="dxa"/>
+              <w:right w:w="120" w:type="dxa"/>
+            </w:tcMar>
+          </w:tcPr>
+          <w:p>
+            <w:r>
+              <w:rPr>
+                <w:b/>
+                <w:bCs/>
+                <w:color w:val="FFFFFF"/>
+              </w:rPr>
+              <w:t xml:space="preserve">Practice</w:t>
+            </w:r>
+          </w:p>
+        </w:tc>
+        <w:tc>
+          <w:tcPr>
+            <w:tcW w:w="7270" w:type="dxa"/>
+            <w:shd w:val="clear" w:color="auto" w:fill="1F3864"/>
+            <w:tcMar>
+              <w:top w:w="100" w:type="dxa"/>
+              <w:left w:w="120" w:type="dxa"/>
+              <w:bottom w:w="100" w:type="dxa"/>
+              <w:right w:w="120" w:type="dxa"/>
+            </w:tcMar>
+          </w:tcPr>
+          <w:p>
+            <w:r>
+              <w:rPr>
+                <w:b/>
+                <w:bCs/>
+                <w:color w:val="FFFFFF"/>
+              </w:rPr>
+              <w:t xml:space="preserve">What the pipeline does</w:t>
+            </w:r>
+          </w:p>
+        </w:tc>
+      </w:tr>
+      <w:tr>
+        <w:tc>
+          <w:tcPr>
+            <w:tcW w:w="2600" w:type="dxa"/>
+            <w:tcMar>
+              <w:top w:w="100" w:type="dxa"/>
+              <w:left w:w="120" w:type="dxa"/>
+              <w:bottom w:w="100" w:type="dxa"/>
+              <w:right w:w="120" w:type="dxa"/>
+            </w:tcMar>
+          </w:tcPr>
+          <w:p>
+            <w:r>
+              <w:rPr>
+                <w:b/>
+                <w:bCs/>
+              </w:rPr>
+              <w:t xml:space="preserve">Pipeline foundation</w:t>
+            </w:r>
+          </w:p>
+        </w:tc>
+        <w:tc>
+          <w:tcPr>
+            <w:tcW w:w="7270" w:type="dxa"/>
+            <w:tcMar>
+              <w:top w:w="100" w:type="dxa"/>
+              <w:left w:w="120" w:type="dxa"/>
+              <w:bottom w:w="100" w:type="dxa"/>
+              <w:right w:w="120" w:type="dxa"/>
+            </w:tcMar>
+          </w:tcPr>
+          <w:p>
+            <w:r>
+              <w:t xml:space="preserve">Source code and infrastructure-as-code live in the Chaucer repository under the DevSecOps project, and every change is built and deployed through the pipeline. The pipeline is the only route to an environment.</w:t>
+            </w:r>
+          </w:p>
+        </w:tc>
+      </w:tr>
+      <w:tr>
+        <w:tc>
+          <w:tcPr>
+            <w:tcW w:w="2600" w:type="dxa"/>
+            <w:tcMar>
+              <w:top w:w="100" w:type="dxa"/>
+              <w:left w:w="120" w:type="dxa"/>
+              <w:bottom w:w="100" w:type="dxa"/>
+              <w:right w:w="120" w:type="dxa"/>
+            </w:tcMar>
+          </w:tcPr>
+          <w:p>
+            <w:r>
+              <w:rPr>
+                <w:b/>
+                <w:bCs/>
+              </w:rPr>
+              <w:t xml:space="preserve">Pull-request validation</w:t>
+            </w:r>
+          </w:p>
+        </w:tc>
+        <w:tc>
+          <w:tcPr>
+            <w:tcW w:w="7270" w:type="dxa"/>
+            <w:tcMar>
+              <w:top w:w="100" w:type="dxa"/>
+              <w:left w:w="120" w:type="dxa"/>
+              <w:bottom w:w="100" w:type="dxa"/>
+              <w:right w:w="120" w:type="dxa"/>
+            </w:tcMar>
+          </w:tcPr>
+          <w:p>
+            <w:r>
+              <w:t xml:space="preserve">Every change enters through a pull request. The pipeline builds it, lints it, runs its automated tests and its security scans, and the change cannot merge until those checks pass and a peer has approved the request.</w:t>
+            </w:r>
+          </w:p>
+        </w:tc>
+      </w:tr>
+      <w:tr>
+        <w:tc>
+          <w:tcPr>
+            <w:tcW w:w="2600" w:type="dxa"/>
+            <w:tcMar>
+              <w:top w:w="100" w:type="dxa"/>
+              <w:left w:w="120" w:type="dxa"/>
+              <w:bottom w:w="100" w:type="dxa"/>
+              <w:right w:w="120" w:type="dxa"/>
+            </w:tcMar>
+          </w:tcPr>
+          <w:p>
+            <w:r>
+              <w:rPr>
+                <w:b/>
+                <w:bCs/>
+              </w:rPr>
+              <w:t xml:space="preserve">Immutable artefacts</w:t>
+            </w:r>
+          </w:p>
+        </w:tc>
+        <w:tc>
+          <w:tcPr>
+            <w:tcW w:w="7270" w:type="dxa"/>
+            <w:tcMar>
+              <w:top w:w="100" w:type="dxa"/>
+              <w:left w:w="120" w:type="dxa"/>
+              <w:bottom w:w="100" w:type="dxa"/>
+              <w:right w:w="120" w:type="dxa"/>
+            </w:tcMar>
+          </w:tcPr>
+          <w:p>
+            <w:r>
+              <w:t xml:space="preserve">A versioned artefact is built once and promoted unchanged through every environment. Nothing is rebuilt per environment, so what runs in production is exactly what was tested.</w:t>
+            </w:r>
+          </w:p>
+        </w:tc>
+      </w:tr>
+      <w:tr>
+        <w:tc>
+          <w:tcPr>
+            <w:tcW w:w="2600" w:type="dxa"/>
+            <w:tcMar>
+              <w:top w:w="100" w:type="dxa"/>
+              <w:left w:w="120" w:type="dxa"/>
+              <w:bottom w:w="100" w:type="dxa"/>
+              <w:right w:w="120" w:type="dxa"/>
+            </w:tcMar>
+          </w:tcPr>
+          <w:p>
+            <w:r>
+              <w:rPr>
+                <w:b/>
+                <w:bCs/>
+              </w:rPr>
+              <w:t xml:space="preserve">Deploy to development first</w:t>
+            </w:r>
+          </w:p>
+        </w:tc>
+        <w:tc>
+          <w:tcPr>
+            <w:tcW w:w="7270" w:type="dxa"/>
+            <w:tcMar>
+              <w:top w:w="100" w:type="dxa"/>
+              <w:left w:w="120" w:type="dxa"/>
+              <w:bottom w:w="100" w:type="dxa"/>
+              <w:right w:w="120" w:type="dxa"/>
+            </w:tcMar>
+          </w:tcPr>
+          <w:p>
+            <w:r>
+              <w:t xml:space="preserve">A merged change deploys automatically to development, where it runs against real dependencies. Development is where integration behaviour is proven before anything is promoted.</w:t>
+            </w:r>
+          </w:p>
+        </w:tc>
+      </w:tr>
+      <w:tr>
+        <w:tc>
+          <w:tcPr>
+            <w:tcW w:w="2600" w:type="dxa"/>
+            <w:tcMar>
+              <w:top w:w="100" w:type="dxa"/>
+              <w:left w:w="120" w:type="dxa"/>
+              <w:bottom w:w="100" w:type="dxa"/>
+              <w:right w:w="120" w:type="dxa"/>
+            </w:tcMar>
+          </w:tcPr>
+          <w:p>
+            <w:r>
+              <w:rPr>
+                <w:b/>
+                <w:bCs/>
+              </w:rPr>
+              <w:t xml:space="preserve">Integration and automation testing</w:t>
+            </w:r>
+          </w:p>
+        </w:tc>
+        <w:tc>
+          <w:tcPr>
+            <w:tcW w:w="7270" w:type="dxa"/>
+            <w:tcMar>
+              <w:top w:w="100" w:type="dxa"/>
+              <w:left w:w="120" w:type="dxa"/>
+              <w:bottom w:w="100" w:type="dxa"/>
+              <w:right w:w="120" w:type="dxa"/>
+            </w:tcMar>
+          </w:tcPr>
+          <w:p>
+            <w:r>
+              <w:t xml:space="preserve">Automated unit, integration and end-to-end tests run in the pipeline, including the contract and schema checks an integration depends on, and a change does not progress unless they pass.</w:t>
+            </w:r>
+          </w:p>
+        </w:tc>
+      </w:tr>
+      <w:tr>
+        <w:tc>
+          <w:tcPr>
+            <w:tcW w:w="2600" w:type="dxa"/>
+            <w:tcMar>
+              <w:top w:w="100" w:type="dxa"/>
+              <w:left w:w="120" w:type="dxa"/>
+              <w:bottom w:w="100" w:type="dxa"/>
+              <w:right w:w="120" w:type="dxa"/>
+            </w:tcMar>
+          </w:tcPr>
+          <w:p>
+            <w:r>
+              <w:rPr>
+                <w:b/>
+                <w:bCs/>
+              </w:rPr>
+              <w:t xml:space="preserve">Environment validation checks</w:t>
+            </w:r>
+          </w:p>
+        </w:tc>
+        <w:tc>
+          <w:tcPr>
+            <w:tcW w:w="7270" w:type="dxa"/>
+            <w:tcMar>
+              <w:top w:w="100" w:type="dxa"/>
+              <w:left w:w="120" w:type="dxa"/>
+              <w:bottom w:w="100" w:type="dxa"/>
+              <w:right w:w="120" w:type="dxa"/>
+            </w:tcMar>
+          </w:tcPr>
+          <w:p>
+            <w:r>
+              <w:t xml:space="preserve">Before and after a deployment, the pipeline validates configuration, connectivity, identity and secrets, and health, so an environment is proven ready rather than assumed.</w:t>
+            </w:r>
+          </w:p>
+        </w:tc>
+      </w:tr>
+      <w:tr>
+        <w:tc>
+          <w:tcPr>
+            <w:tcW w:w="2600" w:type="dxa"/>
+            <w:tcMar>
+              <w:top w:w="100" w:type="dxa"/>
+              <w:left w:w="120" w:type="dxa"/>
+              <w:bottom w:w="100" w:type="dxa"/>
+              <w:right w:w="120" w:type="dxa"/>
+            </w:tcMar>
+          </w:tcPr>
+          <w:p>
+            <w:r>
+              <w:rPr>
+                <w:b/>
+                <w:bCs/>
+              </w:rPr>
+              <w:t xml:space="preserve">Security testing</w:t>
+            </w:r>
+          </w:p>
+        </w:tc>
+        <w:tc>
+          <w:tcPr>
+            <w:tcW w:w="7270" w:type="dxa"/>
+            <w:tcMar>
+              <w:top w:w="100" w:type="dxa"/>
+              <w:left w:w="120" w:type="dxa"/>
+              <w:bottom w:w="100" w:type="dxa"/>
+              <w:right w:w="120" w:type="dxa"/>
+            </w:tcMar>
+          </w:tcPr>
+          <w:p>
+            <w:r>
+              <w:t xml:space="preserve">Static analysis through SonarQube checks code quality and known weaknesses, and artefact and dependency scanning through JFrog checks the build and its libraries. Findings gate promotion, in line with the security testing the Cloud Engineering Standards require.</w:t>
+            </w:r>
+          </w:p>
+        </w:tc>
+      </w:tr>
+      <w:tr>
+        <w:tc>
+          <w:tcPr>
+            <w:tcW w:w="2600" w:type="dxa"/>
+            <w:tcMar>
+              <w:top w:w="100" w:type="dxa"/>
+              <w:left w:w="120" w:type="dxa"/>
+              <w:bottom w:w="100" w:type="dxa"/>
+              <w:right w:w="120" w:type="dxa"/>
+            </w:tcMar>
+          </w:tcPr>
+          <w:p>
+            <w:r>
+              <w:rPr>
+                <w:b/>
+                <w:bCs/>
+              </w:rPr>
+              <w:t xml:space="preserve">Controlled promotion</w:t>
+            </w:r>
+          </w:p>
+        </w:tc>
+        <w:tc>
+          <w:tcPr>
+            <w:tcW w:w="7270" w:type="dxa"/>
+            <w:tcMar>
+              <w:top w:w="100" w:type="dxa"/>
+              <w:left w:w="120" w:type="dxa"/>
+              <w:bottom w:w="100" w:type="dxa"/>
+              <w:right w:w="120" w:type="dxa"/>
+            </w:tcMar>
+          </w:tcPr>
+          <w:p>
+            <w:r>
+              <w:t xml:space="preserve">Promotion from development to test and on to production is gated and approved. A higher environment accepts only an artefact whose checks have passed and whose sign-off is recorded, and production promotion follows change control.</w:t>
+            </w:r>
+          </w:p>
+        </w:tc>
+      </w:tr>
+    </w:tbl>
     <w:p>
       <w:pPr>
         <w:pStyle w:val="Heading1"/>

--- a/Chaucer_SIF_v3.docx
+++ b/Chaucer_SIF_v3.docx
@@ -23935,7 +23935,7 @@
         </w:rPr>
         <w:drawing>
           <wp:inline distT="0" distB="0" distL="0" distR="0" wp14:anchorId="2D6FE6D0" wp14:editId="38F67FFF">
-            <wp:extent cx="5191125" cy="581025"/>
+            <wp:extent cx="5191125" cy="843681"/>
             <wp:effectExtent l="19050" t="19050" r="19050" b="19050"/>
             <wp:docPr id="280874511" name="Picture 280874511"/>
             <wp:cNvGraphicFramePr>
@@ -23960,7 +23960,7 @@
                   <pic:spPr bwMode="auto">
                     <a:xfrm>
                       <a:off x="0" y="0"/>
-                      <a:ext cx="5191125" cy="581025"/>
+                      <a:ext cx="5191125" cy="843681"/>
                     </a:xfrm>
                     <a:prstGeom prst="rect">
                       <a:avLst/>
@@ -24004,13 +24004,11 @@
       <w:r>
         <w:rPr>
           <w:b/>
-          <w:bCs/>
-          <w:color w:val="1F3864"/>
         </w:rPr>
         <w:t xml:space="preserve">Solution. </w:t>
       </w:r>
       <w:r>
-        <w:t>Accept the work at APIM, drop it on a Service Bus queue, and let a Function consumer process at the rate the backend can sustain. Producer and consumer are now decoupled in time, so a backend outage becomes a growing queue rather than a wave of errors.</w:t>
+        <w:t xml:space="preserve">Put a Service Bus queue between the producer and the backend so each runs at its own pace. An internal producer writes to the queue directly, authenticated with managed identity, so no gateway sits in the path. An external producer, which cannot reach the bus, is fronted by API Management or a small Function that validates the request and enqueues it. A Function consumer then drains the queue at the rate the backend can sustain, so producer and consumer are decoupled in time and a backend outage becomes a growing queue rather than a wave of errors.</w:t>
       </w:r>
     </w:p>
     <w:p>
@@ -24040,7 +24038,7 @@
         </w:rPr>
         <w:drawing>
           <wp:inline distT="0" distB="0" distL="0" distR="0" wp14:anchorId="63992995" wp14:editId="05DD3211">
-            <wp:extent cx="4953000" cy="762000"/>
+            <wp:extent cx="4953000" cy="804980"/>
             <wp:effectExtent l="19050" t="19050" r="19050" b="19050"/>
             <wp:docPr id="373005599" name="Picture 373005599"/>
             <wp:cNvGraphicFramePr>
@@ -24065,7 +24063,7 @@
                   <pic:spPr bwMode="auto">
                     <a:xfrm>
                       <a:off x="0" y="0"/>
-                      <a:ext cx="4953000" cy="762000"/>
+                      <a:ext cx="4953000" cy="804980"/>
                     </a:xfrm>
                     <a:prstGeom prst="rect">
                       <a:avLst/>
@@ -24143,13 +24141,11 @@
       <w:r>
         <w:rPr>
           <w:b/>
-          <w:bCs/>
-          <w:color w:val="1F3864"/>
         </w:rPr>
         <w:t xml:space="preserve">Security boundary. </w:t>
       </w:r>
       <w:r>
-        <w:t>Landing zone: APIM (shared), Service Bus and the consumer Function (spokes), internal. Within Azure: producers and consumer reach Service Bus over a Private Endpoint using a managed identity with Sender/Receiver RBAC (no SAS keys); TLS throughout. Outside Azure: none, an external producer is taken through the edge first.</w:t>
+        <w:t xml:space="preserve">Landing zone: Service Bus and the consumer Function sit in workload spokes and are internal. API Management, in the shared subscription, is used only where the producer is an external party, not for an internal producer that writes to the queue directly. Within Azure: producers and the consumer reach Service Bus over a Private Endpoint using a managed identity with Sender and Receiver RBAC and no SAS keys, TLS throughout. Outside Azure: none for an internal producer, and an external producer is taken through the edge first.</w:t>
       </w:r>
     </w:p>
     <w:p>
@@ -24160,13 +24156,11 @@
       <w:r>
         <w:rPr>
           <w:b/>
-          <w:bCs/>
-          <w:color w:val="1F3864"/>
         </w:rPr>
         <w:t xml:space="preserve">Common pitfall. </w:t>
       </w:r>
       <w:r>
-        <w:t>Hammering a fragile backend synchronously; ignoring the dead-letter queue; reaching for storage queues where you need sessions, DLQ and richer delivery semantics.</w:t>
+        <w:t xml:space="preserve">Hammering a fragile backend synchronously; ignoring the dead-letter queue; reaching for storage queues where you need sessions, DLQ and richer delivery semantics; or putting a gateway in front of an internal producer that could enqueue directly.</w:t>
       </w:r>
     </w:p>
     <w:p>
@@ -35026,366 +35020,427 @@
     <w:p>
       <w:bookmarkStart w:id="32" w:name="_Toc239329623"/>
       <w:r>
-        <w:t>Zone controls protect the paths, this section protects the data itself, which the asset-protection and Zero Trust principles treat as valuable independent of where it sits. It matters more than usual here because specialty insurance handles a great deal of personal data, some of it special-category, health and medical data in personal-accident and life lines, and criminal-conviction data in parts of liability, which attracts the strictest handling under UK GDPR.</w:t>
-      </w:r>
-    </w:p>
-    <w:p>
-      <w:r>
-        <w:t>In transit, TLS 1.2 or higher is applied on every hop, private path or not, because Zero Trust does not assume the network; there are no plaintext protocols anywhere in the platform. External partners are authenticated with mutual TLS or OAuth at the edge, file transfer is SFTP-over-SSH with key or certificate authentication, and sensitive files are additionally signed or encrypted at the payload level (for example PGP) so their protection outlives the transport. Certificates and keys are managed in Key Vault in the Cyber subscription, rotated, revocable, never carried in configuration.</w:t>
-      </w:r>
-    </w:p>
-    <w:p>
-      <w:r>
-        <w:t>At rest, every store is encrypted, Blob, Service Bus, Event Hubs, Snowflake and any database, with platform-managed keys by default and customer-managed keys through Key Vault where a data classification or a regulatory requirement calls for key control. Storage accounts and databases are firewalled with public access disabled and reached over Private Endpoints, and transient stores such as claim-check blobs and stream capture carry lifecycle policies so sensitive data does not linger beyond its purpose.</w:t>
-      </w:r>
-    </w:p>
-    <w:p>
-      <w:r>
-        <w:t xml:space="preserve">Data is classified and handled to its tier, and the framework carries only the minimum it needs, it never moves or exposes internal data </w:t>
-      </w:r>
-      <w:proofErr w:type="gramStart"/>
-      <w:r>
-        <w:t>models</w:t>
-      </w:r>
-      <w:proofErr w:type="gramEnd"/>
-      <w:r>
-        <w:t xml:space="preserve"> wholesale. PII is minimised, and pseudonymised or tokenised before it crosses into analytics or leaves the operational boundary; special-category data attracts additional access restriction and, where required, customer-managed keys and field-level protection. Retention and erasure are owned per flow by the named owner of each result store, balancing regulatory retention (claims records are often long-lived) against data-subject erasure rights, and data residency is considered wherever partners or the market operate across jurisdictions.</w:t>
+        <w:t xml:space="preserve">Data protection carries particular weight here, because specialty insurance handles a great deal of personal data, including the special-category health and criminal-conviction data that attract the strictest handling under UK GDPR. The framework does not classify data itself. Chaucer's Data Classification Policy is the authoritative source and sets six tiers in order of sensitivity, and the framework applies the handling each tier requires as data crosses a boundary. Where a payload could meet more than one tier, the higher classification applies.</w:t>
+      </w:r>
+    </w:p>
+    <w:p>
+      <w:r>
+        <w:t xml:space="preserve">The baseline is the same for every integration. Data is encrypted in transit on every hop and at rest in every store, carried in the minimum the integration needs rather than as whole data models, reached only over private connectivity, and protected by keys held in a managed store and never placed in configuration. Sensitive payloads are additionally signed or encrypted so their protection outlives the transport.</w:t>
       </w:r>
     </w:p>
     <w:tbl>
       <w:tblPr>
-        <w:tblStyle w:val="TableGrid"/>
-        <w:tblW w:w="0" w:type="auto"/>
-        <w:jc w:val="center"/>
+        <w:tblW w:w="9360" w:type="dxa"/>
+        <w:tblBorders>
+          <w:top w:val="single" w:sz="4" w:space="0" w:color="auto"/>
+          <w:left w:val="single" w:sz="4" w:space="0" w:color="auto"/>
+          <w:bottom w:val="single" w:sz="4" w:space="0" w:color="auto"/>
+          <w:right w:val="single" w:sz="4" w:space="0" w:color="auto"/>
+          <w:insideH w:val="single" w:sz="4" w:space="0" w:color="auto"/>
+          <w:insideV w:val="single" w:sz="4" w:space="0" w:color="auto"/>
+        </w:tblBorders>
+        <w:tblCellMar>
+          <w:left w:w="10" w:type="dxa"/>
+          <w:right w:w="10" w:type="dxa"/>
+        </w:tblCellMar>
         <w:tblLook w:val="04A0" w:firstRow="1" w:lastRow="0" w:firstColumn="1" w:lastColumn="0" w:noHBand="0" w:noVBand="1"/>
       </w:tblPr>
       <w:tblGrid>
-        <w:gridCol w:w="3288"/>
-        <w:gridCol w:w="3292"/>
-        <w:gridCol w:w="3290"/>
+        <w:gridCol w:w="2500"/>
+        <w:gridCol w:w="1300"/>
+        <w:gridCol w:w="6070"/>
       </w:tblGrid>
       <w:tr>
         <w:trPr>
-          <w:jc w:val="center"/>
+          <w:tblHeader/>
         </w:trPr>
         <w:tc>
           <w:tcPr>
-            <w:tcW w:w="3360" w:type="dxa"/>
-            <w:shd w:val="clear" w:color="auto" w:fill="1A2B56"/>
-            <w:vAlign w:val="center"/>
-          </w:tcPr>
-          <w:p>
-            <w:pPr>
-              <w:spacing w:before="40" w:after="40"/>
-            </w:pPr>
+            <w:tcW w:w="2500" w:type="dxa"/>
+            <w:shd w:val="clear" w:color="auto" w:fill="1F3864"/>
+            <w:tcMar>
+              <w:top w:w="100" w:type="dxa"/>
+              <w:left w:w="120" w:type="dxa"/>
+              <w:bottom w:w="100" w:type="dxa"/>
+              <w:right w:w="120" w:type="dxa"/>
+            </w:tcMar>
+          </w:tcPr>
+          <w:p>
             <w:r>
               <w:rPr>
                 <w:b/>
+                <w:bCs/>
                 <w:color w:val="FFFFFF"/>
-                <w:sz w:val="16"/>
-              </w:rPr>
-              <w:t>Classification tier</w:t>
-            </w:r>
-          </w:p>
-        </w:tc>
-        <w:tc>
-          <w:tcPr>
-            <w:tcW w:w="3360" w:type="dxa"/>
-            <w:shd w:val="clear" w:color="auto" w:fill="1A2B56"/>
-            <w:vAlign w:val="center"/>
-          </w:tcPr>
-          <w:p>
-            <w:pPr>
-              <w:spacing w:before="40" w:after="40"/>
-            </w:pPr>
+              </w:rPr>
+              <w:t xml:space="preserve">Classification</w:t>
+            </w:r>
+          </w:p>
+        </w:tc>
+        <w:tc>
+          <w:tcPr>
+            <w:tcW w:w="1300" w:type="dxa"/>
+            <w:shd w:val="clear" w:color="auto" w:fill="1F3864"/>
+            <w:tcMar>
+              <w:top w:w="100" w:type="dxa"/>
+              <w:left w:w="120" w:type="dxa"/>
+              <w:bottom w:w="100" w:type="dxa"/>
+              <w:right w:w="120" w:type="dxa"/>
+            </w:tcMar>
+          </w:tcPr>
+          <w:p>
             <w:r>
               <w:rPr>
                 <w:b/>
+                <w:bCs/>
                 <w:color w:val="FFFFFF"/>
-                <w:sz w:val="16"/>
-              </w:rPr>
-              <w:t>Examples in this estate</w:t>
-            </w:r>
-          </w:p>
-        </w:tc>
-        <w:tc>
-          <w:tcPr>
-            <w:tcW w:w="3360" w:type="dxa"/>
-            <w:shd w:val="clear" w:color="auto" w:fill="1A2B56"/>
-            <w:vAlign w:val="center"/>
-          </w:tcPr>
-          <w:p>
-            <w:pPr>
-              <w:spacing w:before="40" w:after="40"/>
-            </w:pPr>
+              </w:rPr>
+              <w:t xml:space="preserve">Risk</w:t>
+            </w:r>
+          </w:p>
+        </w:tc>
+        <w:tc>
+          <w:tcPr>
+            <w:tcW w:w="6070" w:type="dxa"/>
+            <w:shd w:val="clear" w:color="auto" w:fill="1F3864"/>
+            <w:tcMar>
+              <w:top w:w="100" w:type="dxa"/>
+              <w:left w:w="120" w:type="dxa"/>
+              <w:bottom w:w="100" w:type="dxa"/>
+              <w:right w:w="120" w:type="dxa"/>
+            </w:tcMar>
+          </w:tcPr>
+          <w:p>
             <w:r>
               <w:rPr>
                 <w:b/>
+                <w:bCs/>
                 <w:color w:val="FFFFFF"/>
-                <w:sz w:val="16"/>
-              </w:rPr>
-              <w:t>Handling</w:t>
+              </w:rPr>
+              <w:t xml:space="preserve">How the framework handles it across a boundary</w:t>
             </w:r>
           </w:p>
         </w:tc>
       </w:tr>
       <w:tr>
-        <w:trPr>
-          <w:jc w:val="center"/>
-        </w:trPr>
-        <w:tc>
-          <w:tcPr>
-            <w:tcW w:w="3360" w:type="dxa"/>
-            <w:vAlign w:val="center"/>
-          </w:tcPr>
-          <w:p>
-            <w:pPr>
-              <w:spacing w:before="40" w:after="40"/>
-            </w:pPr>
-            <w:r>
-              <w:rPr>
-                <w:sz w:val="16"/>
-              </w:rPr>
-              <w:lastRenderedPageBreak/>
-              <w:t>Public</w:t>
-            </w:r>
-          </w:p>
-        </w:tc>
-        <w:tc>
-          <w:tcPr>
-            <w:tcW w:w="3360" w:type="dxa"/>
-            <w:vAlign w:val="center"/>
-          </w:tcPr>
-          <w:p>
-            <w:pPr>
-              <w:spacing w:before="40" w:after="40"/>
-            </w:pPr>
-            <w:r>
-              <w:rPr>
-                <w:sz w:val="16"/>
-              </w:rPr>
-              <w:t>Published rates, public policy documents.</w:t>
-            </w:r>
-          </w:p>
-        </w:tc>
-        <w:tc>
-          <w:tcPr>
-            <w:tcW w:w="3360" w:type="dxa"/>
-            <w:vAlign w:val="center"/>
-          </w:tcPr>
-          <w:p>
-            <w:pPr>
-              <w:spacing w:before="40" w:after="40"/>
-            </w:pPr>
-            <w:r>
-              <w:rPr>
-                <w:sz w:val="16"/>
-              </w:rPr>
-              <w:t>Standard controls, may be served externally through the edge.</w:t>
+        <w:tc>
+          <w:tcPr>
+            <w:tcW w:w="2500" w:type="dxa"/>
+            <w:tcMar>
+              <w:top w:w="100" w:type="dxa"/>
+              <w:left w:w="120" w:type="dxa"/>
+              <w:bottom w:w="100" w:type="dxa"/>
+              <w:right w:w="120" w:type="dxa"/>
+            </w:tcMar>
+          </w:tcPr>
+          <w:p>
+            <w:r>
+              <w:rPr>
+                <w:b/>
+                <w:bCs/>
+              </w:rPr>
+              <w:t xml:space="preserve">Sensitive Personal Data (special categories)</w:t>
+            </w:r>
+          </w:p>
+        </w:tc>
+        <w:tc>
+          <w:tcPr>
+            <w:tcW w:w="1300" w:type="dxa"/>
+            <w:tcMar>
+              <w:top w:w="100" w:type="dxa"/>
+              <w:left w:w="120" w:type="dxa"/>
+              <w:bottom w:w="100" w:type="dxa"/>
+              <w:right w:w="120" w:type="dxa"/>
+            </w:tcMar>
+          </w:tcPr>
+          <w:p>
+            <w:r>
+              <w:t xml:space="preserve">Very High</w:t>
+            </w:r>
+          </w:p>
+        </w:tc>
+        <w:tc>
+          <w:tcPr>
+            <w:tcW w:w="6070" w:type="dxa"/>
+            <w:tcMar>
+              <w:top w:w="100" w:type="dxa"/>
+              <w:left w:w="120" w:type="dxa"/>
+              <w:bottom w:w="100" w:type="dxa"/>
+              <w:right w:w="120" w:type="dxa"/>
+            </w:tcMar>
+          </w:tcPr>
+          <w:p>
+            <w:r>
+              <w:t xml:space="preserve">Minimised and pseudonymised or tokenised before it crosses a boundary. Processing is pre-approved by the Lead Data Protection Officer. Encrypted in transit and at rest, reached only over private connectivity, access logged, and never on a public path or in observability.</w:t>
             </w:r>
           </w:p>
         </w:tc>
       </w:tr>
       <w:tr>
-        <w:trPr>
-          <w:jc w:val="center"/>
-        </w:trPr>
-        <w:tc>
-          <w:tcPr>
-            <w:tcW w:w="3360" w:type="dxa"/>
-            <w:vAlign w:val="center"/>
-          </w:tcPr>
-          <w:p>
-            <w:pPr>
-              <w:spacing w:before="40" w:after="40"/>
-            </w:pPr>
-            <w:r>
-              <w:rPr>
-                <w:sz w:val="16"/>
-              </w:rPr>
-              <w:t>Internal</w:t>
-            </w:r>
-          </w:p>
-        </w:tc>
-        <w:tc>
-          <w:tcPr>
-            <w:tcW w:w="3360" w:type="dxa"/>
-            <w:vAlign w:val="center"/>
-          </w:tcPr>
-          <w:p>
-            <w:pPr>
-              <w:spacing w:before="40" w:after="40"/>
-            </w:pPr>
-            <w:r>
-              <w:rPr>
-                <w:sz w:val="16"/>
-              </w:rPr>
-              <w:t>Operational metadata, non-personal business data.</w:t>
-            </w:r>
-          </w:p>
-        </w:tc>
-        <w:tc>
-          <w:tcPr>
-            <w:tcW w:w="3360" w:type="dxa"/>
-            <w:vAlign w:val="center"/>
-          </w:tcPr>
-          <w:p>
-            <w:pPr>
-              <w:spacing w:before="40" w:after="40"/>
-            </w:pPr>
-            <w:r>
-              <w:rPr>
-                <w:sz w:val="16"/>
-              </w:rPr>
-              <w:t>Entra + least privilege, not exposed externally; private-only.</w:t>
+        <w:tc>
+          <w:tcPr>
+            <w:tcW w:w="2500" w:type="dxa"/>
+            <w:tcMar>
+              <w:top w:w="100" w:type="dxa"/>
+              <w:left w:w="120" w:type="dxa"/>
+              <w:bottom w:w="100" w:type="dxa"/>
+              <w:right w:w="120" w:type="dxa"/>
+            </w:tcMar>
+          </w:tcPr>
+          <w:p>
+            <w:r>
+              <w:rPr>
+                <w:b/>
+                <w:bCs/>
+              </w:rPr>
+              <w:t xml:space="preserve">Personal Data</w:t>
+            </w:r>
+          </w:p>
+        </w:tc>
+        <w:tc>
+          <w:tcPr>
+            <w:tcW w:w="1300" w:type="dxa"/>
+            <w:tcMar>
+              <w:top w:w="100" w:type="dxa"/>
+              <w:left w:w="120" w:type="dxa"/>
+              <w:bottom w:w="100" w:type="dxa"/>
+              <w:right w:w="120" w:type="dxa"/>
+            </w:tcMar>
+          </w:tcPr>
+          <w:p>
+            <w:r>
+              <w:t xml:space="preserve">High</w:t>
+            </w:r>
+          </w:p>
+        </w:tc>
+        <w:tc>
+          <w:tcPr>
+            <w:tcW w:w="6070" w:type="dxa"/>
+            <w:tcMar>
+              <w:top w:w="100" w:type="dxa"/>
+              <w:left w:w="120" w:type="dxa"/>
+              <w:bottom w:w="100" w:type="dxa"/>
+              <w:right w:w="120" w:type="dxa"/>
+            </w:tcMar>
+          </w:tcPr>
+          <w:p>
+            <w:r>
+              <w:t xml:space="preserve">Minimised to what the integration needs, encrypted in transit and at rest, reached over private connectivity with least-privilege access, pseudonymised or tokenised before analytics, and kept out of logs and traces.</w:t>
             </w:r>
           </w:p>
         </w:tc>
       </w:tr>
       <w:tr>
-        <w:trPr>
-          <w:jc w:val="center"/>
-        </w:trPr>
-        <w:tc>
-          <w:tcPr>
-            <w:tcW w:w="3360" w:type="dxa"/>
-            <w:vAlign w:val="center"/>
-          </w:tcPr>
-          <w:p>
-            <w:pPr>
-              <w:spacing w:before="40" w:after="40"/>
-            </w:pPr>
-            <w:r>
-              <w:rPr>
-                <w:sz w:val="16"/>
-              </w:rPr>
-              <w:t>Confidential (PII)</w:t>
-            </w:r>
-          </w:p>
-        </w:tc>
-        <w:tc>
-          <w:tcPr>
-            <w:tcW w:w="3360" w:type="dxa"/>
-            <w:vAlign w:val="center"/>
-          </w:tcPr>
-          <w:p>
-            <w:pPr>
-              <w:spacing w:before="40" w:after="40"/>
-            </w:pPr>
-            <w:r>
-              <w:rPr>
-                <w:sz w:val="16"/>
-              </w:rPr>
-              <w:t>Claimant and insured personal data, policy and claim details.</w:t>
-            </w:r>
-          </w:p>
-        </w:tc>
-        <w:tc>
-          <w:tcPr>
-            <w:tcW w:w="3360" w:type="dxa"/>
-            <w:vAlign w:val="center"/>
-          </w:tcPr>
-          <w:p>
-            <w:pPr>
-              <w:spacing w:before="40" w:after="40"/>
-            </w:pPr>
-            <w:proofErr w:type="spellStart"/>
-            <w:r>
-              <w:rPr>
-                <w:sz w:val="16"/>
-              </w:rPr>
-              <w:t>Minimise</w:t>
-            </w:r>
-            <w:proofErr w:type="spellEnd"/>
-            <w:r>
-              <w:rPr>
-                <w:sz w:val="16"/>
-              </w:rPr>
-              <w:t xml:space="preserve">, Private Endpoint, encrypted, access logged, </w:t>
-            </w:r>
-            <w:proofErr w:type="spellStart"/>
-            <w:r>
-              <w:rPr>
-                <w:sz w:val="16"/>
-              </w:rPr>
-              <w:t>pseudonymise</w:t>
-            </w:r>
-            <w:proofErr w:type="spellEnd"/>
-            <w:r>
-              <w:rPr>
-                <w:sz w:val="16"/>
-              </w:rPr>
-              <w:t xml:space="preserve"> before analytics.</w:t>
+        <w:tc>
+          <w:tcPr>
+            <w:tcW w:w="2500" w:type="dxa"/>
+            <w:tcMar>
+              <w:top w:w="100" w:type="dxa"/>
+              <w:left w:w="120" w:type="dxa"/>
+              <w:bottom w:w="100" w:type="dxa"/>
+              <w:right w:w="120" w:type="dxa"/>
+            </w:tcMar>
+          </w:tcPr>
+          <w:p>
+            <w:r>
+              <w:rPr>
+                <w:b/>
+                <w:bCs/>
+              </w:rPr>
+              <w:t xml:space="preserve">Restricted Commercial</w:t>
+            </w:r>
+          </w:p>
+        </w:tc>
+        <w:tc>
+          <w:tcPr>
+            <w:tcW w:w="1300" w:type="dxa"/>
+            <w:tcMar>
+              <w:top w:w="100" w:type="dxa"/>
+              <w:left w:w="120" w:type="dxa"/>
+              <w:bottom w:w="100" w:type="dxa"/>
+              <w:right w:w="120" w:type="dxa"/>
+            </w:tcMar>
+          </w:tcPr>
+          <w:p>
+            <w:r>
+              <w:t xml:space="preserve">Medium High</w:t>
+            </w:r>
+          </w:p>
+        </w:tc>
+        <w:tc>
+          <w:tcPr>
+            <w:tcW w:w="6070" w:type="dxa"/>
+            <w:tcMar>
+              <w:top w:w="100" w:type="dxa"/>
+              <w:left w:w="120" w:type="dxa"/>
+              <w:bottom w:w="100" w:type="dxa"/>
+              <w:right w:w="120" w:type="dxa"/>
+            </w:tcMar>
+          </w:tcPr>
+          <w:p>
+            <w:r>
+              <w:t xml:space="preserve">Encrypted in transit and at rest, reached over private connectivity with access restricted and audited, and not exposed externally except as an approved exception.</w:t>
             </w:r>
           </w:p>
         </w:tc>
       </w:tr>
       <w:tr>
-        <w:trPr>
-          <w:jc w:val="center"/>
-        </w:trPr>
-        <w:tc>
-          <w:tcPr>
-            <w:tcW w:w="3360" w:type="dxa"/>
-            <w:vAlign w:val="center"/>
-          </w:tcPr>
-          <w:p>
-            <w:pPr>
-              <w:spacing w:before="40" w:after="40"/>
-            </w:pPr>
-            <w:r>
-              <w:rPr>
-                <w:sz w:val="16"/>
-              </w:rPr>
-              <w:t>Highly confidential (special-category PII)</w:t>
-            </w:r>
-          </w:p>
-        </w:tc>
-        <w:tc>
-          <w:tcPr>
-            <w:tcW w:w="3360" w:type="dxa"/>
-            <w:vAlign w:val="center"/>
-          </w:tcPr>
-          <w:p>
-            <w:pPr>
-              <w:spacing w:before="40" w:after="40"/>
-            </w:pPr>
-            <w:r>
-              <w:rPr>
-                <w:sz w:val="16"/>
-              </w:rPr>
-              <w:t>Health/medical data, criminal-conviction data.</w:t>
-            </w:r>
-          </w:p>
-        </w:tc>
-        <w:tc>
-          <w:tcPr>
-            <w:tcW w:w="3360" w:type="dxa"/>
-            <w:vAlign w:val="center"/>
-          </w:tcPr>
-          <w:p>
-            <w:pPr>
-              <w:spacing w:before="40" w:after="40"/>
-            </w:pPr>
-            <w:r>
-              <w:rPr>
-                <w:sz w:val="16"/>
-              </w:rPr>
-              <w:t xml:space="preserve">Additional access restriction, customer-managed keys or field-level protection where required, </w:t>
-            </w:r>
-            <w:proofErr w:type="spellStart"/>
-            <w:r>
-              <w:rPr>
-                <w:sz w:val="16"/>
-              </w:rPr>
-              <w:t>tokenise</w:t>
-            </w:r>
-            <w:proofErr w:type="spellEnd"/>
-            <w:r>
-              <w:rPr>
-                <w:sz w:val="16"/>
-              </w:rPr>
-              <w:t>, strict audit.</w:t>
+        <w:tc>
+          <w:tcPr>
+            <w:tcW w:w="2500" w:type="dxa"/>
+            <w:tcMar>
+              <w:top w:w="100" w:type="dxa"/>
+              <w:left w:w="120" w:type="dxa"/>
+              <w:bottom w:w="100" w:type="dxa"/>
+              <w:right w:w="120" w:type="dxa"/>
+            </w:tcMar>
+          </w:tcPr>
+          <w:p>
+            <w:r>
+              <w:rPr>
+                <w:b/>
+                <w:bCs/>
+              </w:rPr>
+              <w:t xml:space="preserve">Commercial</w:t>
+            </w:r>
+          </w:p>
+        </w:tc>
+        <w:tc>
+          <w:tcPr>
+            <w:tcW w:w="1300" w:type="dxa"/>
+            <w:tcMar>
+              <w:top w:w="100" w:type="dxa"/>
+              <w:left w:w="120" w:type="dxa"/>
+              <w:bottom w:w="100" w:type="dxa"/>
+              <w:right w:w="120" w:type="dxa"/>
+            </w:tcMar>
+          </w:tcPr>
+          <w:p>
+            <w:r>
+              <w:t xml:space="preserve">Medium</w:t>
+            </w:r>
+          </w:p>
+        </w:tc>
+        <w:tc>
+          <w:tcPr>
+            <w:tcW w:w="6070" w:type="dxa"/>
+            <w:tcMar>
+              <w:top w:w="100" w:type="dxa"/>
+              <w:left w:w="120" w:type="dxa"/>
+              <w:bottom w:w="100" w:type="dxa"/>
+              <w:right w:w="120" w:type="dxa"/>
+            </w:tcMar>
+          </w:tcPr>
+          <w:p>
+            <w:r>
+              <w:t xml:space="preserve">Encrypted in transit and at rest on the private network, with standard least-privilege access.</w:t>
+            </w:r>
+          </w:p>
+        </w:tc>
+      </w:tr>
+      <w:tr>
+        <w:tc>
+          <w:tcPr>
+            <w:tcW w:w="2500" w:type="dxa"/>
+            <w:tcMar>
+              <w:top w:w="100" w:type="dxa"/>
+              <w:left w:w="120" w:type="dxa"/>
+              <w:bottom w:w="100" w:type="dxa"/>
+              <w:right w:w="120" w:type="dxa"/>
+            </w:tcMar>
+          </w:tcPr>
+          <w:p>
+            <w:r>
+              <w:rPr>
+                <w:b/>
+                <w:bCs/>
+              </w:rPr>
+              <w:t xml:space="preserve">Internal</w:t>
+            </w:r>
+          </w:p>
+        </w:tc>
+        <w:tc>
+          <w:tcPr>
+            <w:tcW w:w="1300" w:type="dxa"/>
+            <w:tcMar>
+              <w:top w:w="100" w:type="dxa"/>
+              <w:left w:w="120" w:type="dxa"/>
+              <w:bottom w:w="100" w:type="dxa"/>
+              <w:right w:w="120" w:type="dxa"/>
+            </w:tcMar>
+          </w:tcPr>
+          <w:p>
+            <w:r>
+              <w:t xml:space="preserve">Low</w:t>
+            </w:r>
+          </w:p>
+        </w:tc>
+        <w:tc>
+          <w:tcPr>
+            <w:tcW w:w="6070" w:type="dxa"/>
+            <w:tcMar>
+              <w:top w:w="100" w:type="dxa"/>
+              <w:left w:w="120" w:type="dxa"/>
+              <w:bottom w:w="100" w:type="dxa"/>
+              <w:right w:w="120" w:type="dxa"/>
+            </w:tcMar>
+          </w:tcPr>
+          <w:p>
+            <w:r>
+              <w:t xml:space="preserve">The default classification. Encrypted in transit and at rest, kept on the private network and not exposed externally.</w:t>
+            </w:r>
+          </w:p>
+        </w:tc>
+      </w:tr>
+      <w:tr>
+        <w:tc>
+          <w:tcPr>
+            <w:tcW w:w="2500" w:type="dxa"/>
+            <w:tcMar>
+              <w:top w:w="100" w:type="dxa"/>
+              <w:left w:w="120" w:type="dxa"/>
+              <w:bottom w:w="100" w:type="dxa"/>
+              <w:right w:w="120" w:type="dxa"/>
+            </w:tcMar>
+          </w:tcPr>
+          <w:p>
+            <w:r>
+              <w:rPr>
+                <w:b/>
+                <w:bCs/>
+              </w:rPr>
+              <w:t xml:space="preserve">Public</w:t>
+            </w:r>
+          </w:p>
+        </w:tc>
+        <w:tc>
+          <w:tcPr>
+            <w:tcW w:w="1300" w:type="dxa"/>
+            <w:tcMar>
+              <w:top w:w="100" w:type="dxa"/>
+              <w:left w:w="120" w:type="dxa"/>
+              <w:bottom w:w="100" w:type="dxa"/>
+              <w:right w:w="120" w:type="dxa"/>
+            </w:tcMar>
+          </w:tcPr>
+          <w:p>
+            <w:r>
+              <w:t xml:space="preserve">None</w:t>
+            </w:r>
+          </w:p>
+        </w:tc>
+        <w:tc>
+          <w:tcPr>
+            <w:tcW w:w="6070" w:type="dxa"/>
+            <w:tcMar>
+              <w:top w:w="100" w:type="dxa"/>
+              <w:left w:w="120" w:type="dxa"/>
+              <w:bottom w:w="100" w:type="dxa"/>
+              <w:right w:w="120" w:type="dxa"/>
+            </w:tcMar>
+          </w:tcPr>
+          <w:p>
+            <w:r>
+              <w:t xml:space="preserve">May be served externally through the governed edge as an exception, still over TLS and through the gateway.</w:t>
             </w:r>
           </w:p>
         </w:tc>
@@ -35394,292 +35449,9 @@
     <w:p/>
     <w:p>
       <w:r>
-        <w:t>Because PII risk concentrates at the boundaries, the outward-facing patterns carry specific handling, summarised here and reflected in each pattern's Security boundary note:</w:t>
-      </w:r>
-    </w:p>
-    <w:tbl>
-      <w:tblPr>
-        <w:tblStyle w:val="TableGrid"/>
-        <w:tblW w:w="0" w:type="auto"/>
-        <w:jc w:val="center"/>
-        <w:tblLook w:val="04A0" w:firstRow="1" w:lastRow="0" w:firstColumn="1" w:lastColumn="0" w:noHBand="0" w:noVBand="1"/>
-      </w:tblPr>
-      <w:tblGrid>
-        <w:gridCol w:w="4927"/>
-        <w:gridCol w:w="4943"/>
-      </w:tblGrid>
-      <w:tr>
-        <w:trPr>
-          <w:jc w:val="center"/>
-        </w:trPr>
-        <w:tc>
-          <w:tcPr>
-            <w:tcW w:w="5040" w:type="dxa"/>
-            <w:shd w:val="clear" w:color="auto" w:fill="1A2B56"/>
-            <w:vAlign w:val="center"/>
-          </w:tcPr>
-          <w:p>
-            <w:pPr>
-              <w:spacing w:before="40" w:after="40"/>
-            </w:pPr>
-            <w:r>
-              <w:rPr>
-                <w:b/>
-                <w:color w:val="FFFFFF"/>
-                <w:sz w:val="16"/>
-              </w:rPr>
-              <w:t>Boundary flow</w:t>
-            </w:r>
-          </w:p>
-        </w:tc>
-        <w:tc>
-          <w:tcPr>
-            <w:tcW w:w="5040" w:type="dxa"/>
-            <w:shd w:val="clear" w:color="auto" w:fill="1A2B56"/>
-            <w:vAlign w:val="center"/>
-          </w:tcPr>
-          <w:p>
-            <w:pPr>
-              <w:spacing w:before="40" w:after="40"/>
-            </w:pPr>
-            <w:r>
-              <w:rPr>
-                <w:b/>
-                <w:color w:val="FFFFFF"/>
-                <w:sz w:val="16"/>
-              </w:rPr>
-              <w:t>PII handling control</w:t>
-            </w:r>
-          </w:p>
-        </w:tc>
-      </w:tr>
-      <w:tr>
-        <w:trPr>
-          <w:jc w:val="center"/>
-        </w:trPr>
-        <w:tc>
-          <w:tcPr>
-            <w:tcW w:w="5040" w:type="dxa"/>
-            <w:vAlign w:val="center"/>
-          </w:tcPr>
-          <w:p>
-            <w:pPr>
-              <w:spacing w:before="40" w:after="40"/>
-            </w:pPr>
-            <w:r>
-              <w:rPr>
-                <w:sz w:val="16"/>
-              </w:rPr>
-              <w:t>Push to the platform / offload (SFINT21)</w:t>
-            </w:r>
-          </w:p>
-        </w:tc>
-        <w:tc>
-          <w:tcPr>
-            <w:tcW w:w="5040" w:type="dxa"/>
-            <w:vAlign w:val="center"/>
-          </w:tcPr>
-          <w:p>
-            <w:pPr>
-              <w:spacing w:before="40" w:after="40"/>
-            </w:pPr>
-            <w:r>
-              <w:rPr>
-                <w:sz w:val="16"/>
-              </w:rPr>
-              <w:t xml:space="preserve">Classify and </w:t>
-            </w:r>
-            <w:proofErr w:type="spellStart"/>
-            <w:r>
-              <w:rPr>
-                <w:sz w:val="16"/>
-              </w:rPr>
-              <w:t>minimise</w:t>
-            </w:r>
-            <w:proofErr w:type="spellEnd"/>
-            <w:r>
-              <w:rPr>
-                <w:sz w:val="16"/>
-              </w:rPr>
-              <w:t xml:space="preserve"> before landing; </w:t>
-            </w:r>
-            <w:proofErr w:type="spellStart"/>
-            <w:r>
-              <w:rPr>
-                <w:sz w:val="16"/>
-              </w:rPr>
-              <w:t>pseudonymise</w:t>
-            </w:r>
-            <w:proofErr w:type="spellEnd"/>
-            <w:r>
-              <w:rPr>
-                <w:sz w:val="16"/>
-              </w:rPr>
-              <w:t xml:space="preserve"> or </w:t>
-            </w:r>
-            <w:proofErr w:type="spellStart"/>
-            <w:r>
-              <w:rPr>
-                <w:sz w:val="16"/>
-              </w:rPr>
-              <w:t>tokenise</w:t>
-            </w:r>
-            <w:proofErr w:type="spellEnd"/>
-            <w:r>
-              <w:rPr>
-                <w:sz w:val="16"/>
-              </w:rPr>
-              <w:t xml:space="preserve"> special-category fields, publish the canonical contract, never raw internal models.</w:t>
-            </w:r>
-          </w:p>
-        </w:tc>
-      </w:tr>
-      <w:tr>
-        <w:trPr>
-          <w:jc w:val="center"/>
-        </w:trPr>
-        <w:tc>
-          <w:tcPr>
-            <w:tcW w:w="5040" w:type="dxa"/>
-            <w:vAlign w:val="center"/>
-          </w:tcPr>
-          <w:p>
-            <w:pPr>
-              <w:spacing w:before="40" w:after="40"/>
-            </w:pPr>
-            <w:r>
-              <w:rPr>
-                <w:sz w:val="16"/>
-              </w:rPr>
-              <w:t>Consume and serve (SFINT22)</w:t>
-            </w:r>
-          </w:p>
-        </w:tc>
-        <w:tc>
-          <w:tcPr>
-            <w:tcW w:w="5040" w:type="dxa"/>
-            <w:vAlign w:val="center"/>
-          </w:tcPr>
-          <w:p>
-            <w:pPr>
-              <w:spacing w:before="40" w:after="40"/>
-            </w:pPr>
-            <w:r>
-              <w:rPr>
-                <w:sz w:val="16"/>
-              </w:rPr>
-              <w:t>Least-privilege data access, serve curated rather than raw data, mask fields the consumer does not need.</w:t>
-            </w:r>
-          </w:p>
-        </w:tc>
-      </w:tr>
-      <w:tr>
-        <w:trPr>
-          <w:jc w:val="center"/>
-        </w:trPr>
-        <w:tc>
-          <w:tcPr>
-            <w:tcW w:w="5040" w:type="dxa"/>
-            <w:vAlign w:val="center"/>
-          </w:tcPr>
-          <w:p>
-            <w:pPr>
-              <w:spacing w:before="40" w:after="40"/>
-            </w:pPr>
-            <w:r>
-              <w:rPr>
-                <w:sz w:val="16"/>
-              </w:rPr>
-              <w:t>File ingestion and egress over SFTP (SFINT19 and SFINT20)</w:t>
-            </w:r>
-          </w:p>
-        </w:tc>
-        <w:tc>
-          <w:tcPr>
-            <w:tcW w:w="5040" w:type="dxa"/>
-            <w:vAlign w:val="center"/>
-          </w:tcPr>
-          <w:p>
-            <w:pPr>
-              <w:spacing w:before="40" w:after="40"/>
-            </w:pPr>
-            <w:r>
-              <w:rPr>
-                <w:sz w:val="16"/>
-              </w:rPr>
-              <w:t xml:space="preserve">Encrypt files at the payload level beyond transport, </w:t>
-            </w:r>
-            <w:proofErr w:type="spellStart"/>
-            <w:r>
-              <w:rPr>
-                <w:sz w:val="16"/>
-              </w:rPr>
-              <w:t>minimise</w:t>
-            </w:r>
-            <w:proofErr w:type="spellEnd"/>
-            <w:r>
-              <w:rPr>
-                <w:sz w:val="16"/>
-              </w:rPr>
-              <w:t xml:space="preserve"> fields, quarantine on validation failure, enforce retention/lifecycle.</w:t>
-            </w:r>
-          </w:p>
-        </w:tc>
-      </w:tr>
-      <w:tr>
-        <w:trPr>
-          <w:jc w:val="center"/>
-        </w:trPr>
-        <w:tc>
-          <w:tcPr>
-            <w:tcW w:w="5040" w:type="dxa"/>
-            <w:vAlign w:val="center"/>
-          </w:tcPr>
-          <w:p>
-            <w:pPr>
-              <w:spacing w:before="40" w:after="40"/>
-            </w:pPr>
-            <w:r>
-              <w:rPr>
-                <w:sz w:val="16"/>
-              </w:rPr>
-              <w:t>Inbound and outbound webhooks (SFINT13 and SFINT14)</w:t>
-            </w:r>
-          </w:p>
-        </w:tc>
-        <w:tc>
-          <w:tcPr>
-            <w:tcW w:w="5040" w:type="dxa"/>
-            <w:vAlign w:val="center"/>
-          </w:tcPr>
-          <w:p>
-            <w:pPr>
-              <w:spacing w:before="40" w:after="40"/>
-            </w:pPr>
-            <w:r>
-              <w:rPr>
-                <w:sz w:val="16"/>
-              </w:rPr>
-              <w:t>Validate and sign payloads, keep PII out of URLs and logs, TLS/</w:t>
-            </w:r>
-            <w:proofErr w:type="spellStart"/>
-            <w:r>
-              <w:rPr>
-                <w:sz w:val="16"/>
-              </w:rPr>
-              <w:t>mTLS</w:t>
-            </w:r>
-            <w:proofErr w:type="spellEnd"/>
-            <w:r>
-              <w:rPr>
-                <w:sz w:val="16"/>
-              </w:rPr>
-              <w:t>, redact in observability.</w:t>
-            </w:r>
-          </w:p>
-        </w:tc>
-      </w:tr>
-    </w:tbl>
+        <w:t xml:space="preserve">Data protection concentrates at the boundary, where data changes hands. Rather than repeat the detail per pattern, each pattern states its own handling in its security boundary in Section 8. The common rule across all of them is to classify and minimise a payload before it crosses, pseudonymise or tokenise personal data before it reaches the analytical platform, and keep personal data out of URLs.</w:t>
+      </w:r>
+    </w:p>
     <w:p/>
     <w:p>
       <w:r>
